--- a/WebContent/docx/EGFR_ALK_ROS1基因检测报告模板.docx
+++ b/WebContent/docx/EGFR_ALK_ROS1基因检测报告模板.docx
@@ -829,17 +829,7 @@
                 <w:sz w:val="24"/>
                 <w:szCs w:val="24"/>
               </w:rPr>
-              <w:t>送检医生：</w:t>
-            </w:r>
-            <w:r>
-              <w:rPr>
-                <w:rFonts w:hint="eastAsia" w:ascii="Times New Roman" w:hAnsi="Times New Roman" w:eastAsia="微软雅黑" w:cs="微软雅黑"/>
-                <w:bCs/>
-                <w:color w:val="000000"/>
-                <w:sz w:val="24"/>
-                <w:szCs w:val="24"/>
-              </w:rPr>
-              <w:t>{{ doctorname }}</w:t>
+              <w:t>订单编号：-</w:t>
             </w:r>
           </w:p>
         </w:tc>
@@ -1000,20 +990,7 @@
                 <w:szCs w:val="24"/>
                 <w:lang w:eastAsia="zh-CN"/>
               </w:rPr>
-              <w:t>{{ specime</w:t>
-            </w:r>
-            <w:bookmarkStart w:id="9" w:name="_GoBack"/>
-            <w:bookmarkEnd w:id="9"/>
-            <w:r>
-              <w:rPr>
-                <w:rFonts w:hint="eastAsia" w:ascii="Times New Roman" w:hAnsi="Times New Roman" w:eastAsia="微软雅黑" w:cs="微软雅黑"/>
-                <w:bCs/>
-                <w:color w:val="000000"/>
-                <w:sz w:val="24"/>
-                <w:szCs w:val="24"/>
-                <w:lang w:eastAsia="zh-CN"/>
-              </w:rPr>
-              <w:t>ntype }}</w:t>
+              <w:t>{{ specimentype }}</w:t>
             </w:r>
           </w:p>
         </w:tc>
@@ -1049,7 +1026,7 @@
                 <w:sz w:val="24"/>
                 <w:szCs w:val="24"/>
               </w:rPr>
-              <w:t>送检时间：</w:t>
+              <w:t>接收时间：</w:t>
             </w:r>
             <w:r>
               <w:rPr>
@@ -1059,7 +1036,7 @@
                 <w:sz w:val="24"/>
                 <w:szCs w:val="24"/>
               </w:rPr>
-              <w:t>{{ commission_date }}</w:t>
+              <w:t>{{ receiveddate }}</w:t>
             </w:r>
           </w:p>
         </w:tc>
@@ -1087,7 +1064,8 @@
         </w:trPr>
         <w:tc>
           <w:tcPr>
-            <w:tcW w:w="1636" w:type="pct"/>
+            <w:tcW w:w="5000" w:type="pct"/>
+            <w:gridSpan w:val="3"/>
             <w:tcBorders>
               <w:tl2br w:val="nil"/>
               <w:tr2bl w:val="nil"/>
@@ -1128,88 +1106,6 @@
                 <w:szCs w:val="24"/>
               </w:rPr>
               <w:t>{{ diseaseName }}</w:t>
-            </w:r>
-          </w:p>
-        </w:tc>
-        <w:tc>
-          <w:tcPr>
-            <w:tcW w:w="1683" w:type="pct"/>
-            <w:tcBorders>
-              <w:tl2br w:val="nil"/>
-              <w:tr2bl w:val="nil"/>
-            </w:tcBorders>
-            <w:shd w:val="clear" w:color="auto" w:fill="auto"/>
-            <w:vAlign w:val="center"/>
-          </w:tcPr>
-          <w:p>
-            <w:pPr>
-              <w:adjustRightInd w:val="0"/>
-              <w:snapToGrid w:val="0"/>
-              <w:spacing w:after="0" w:line="240" w:lineRule="auto"/>
-              <w:jc w:val="both"/>
-              <w:rPr>
-                <w:rFonts w:ascii="Times New Roman" w:hAnsi="Times New Roman" w:eastAsia="微软雅黑" w:cs="微软雅黑"/>
-                <w:bCs/>
-                <w:color w:val="000000"/>
-                <w:sz w:val="24"/>
-                <w:szCs w:val="24"/>
-              </w:rPr>
-            </w:pPr>
-            <w:r>
-              <w:rPr>
-                <w:rFonts w:ascii="Times New Roman" w:hAnsi="Times New Roman" w:eastAsia="微软雅黑" w:cs="微软雅黑"/>
-                <w:bCs/>
-                <w:color w:val="000000"/>
-                <w:sz w:val="24"/>
-                <w:szCs w:val="24"/>
-              </w:rPr>
-              <w:t>订单编号：-</w:t>
-            </w:r>
-          </w:p>
-        </w:tc>
-        <w:tc>
-          <w:tcPr>
-            <w:tcW w:w="1679" w:type="pct"/>
-            <w:tcBorders>
-              <w:tl2br w:val="nil"/>
-              <w:tr2bl w:val="nil"/>
-            </w:tcBorders>
-            <w:shd w:val="clear" w:color="auto" w:fill="auto"/>
-            <w:vAlign w:val="center"/>
-          </w:tcPr>
-          <w:p>
-            <w:pPr>
-              <w:adjustRightInd w:val="0"/>
-              <w:snapToGrid w:val="0"/>
-              <w:spacing w:after="0" w:line="240" w:lineRule="auto"/>
-              <w:jc w:val="both"/>
-              <w:rPr>
-                <w:rFonts w:ascii="Times New Roman" w:hAnsi="Times New Roman" w:eastAsia="微软雅黑" w:cs="微软雅黑"/>
-                <w:bCs/>
-                <w:color w:val="000000"/>
-                <w:sz w:val="24"/>
-                <w:szCs w:val="24"/>
-              </w:rPr>
-            </w:pPr>
-            <w:r>
-              <w:rPr>
-                <w:rFonts w:ascii="Times New Roman" w:hAnsi="Times New Roman" w:eastAsia="微软雅黑" w:cs="微软雅黑"/>
-                <w:bCs/>
-                <w:color w:val="000000"/>
-                <w:sz w:val="24"/>
-                <w:szCs w:val="24"/>
-              </w:rPr>
-              <w:t>接收时间：</w:t>
-            </w:r>
-            <w:r>
-              <w:rPr>
-                <w:rFonts w:hint="eastAsia" w:ascii="Times New Roman" w:hAnsi="Times New Roman" w:eastAsia="微软雅黑" w:cs="微软雅黑"/>
-                <w:bCs/>
-                <w:color w:val="000000"/>
-                <w:sz w:val="24"/>
-                <w:szCs w:val="24"/>
-              </w:rPr>
-              <w:t>{{ receiveddate }}</w:t>
             </w:r>
           </w:p>
         </w:tc>
@@ -3535,7 +3431,7 @@
         <w:jc w:val="left"/>
         <w:rPr>
           <w:rFonts w:ascii="Times New Roman" w:hAnsi="Times New Roman"/>
-          <w:color w:val="62B541"/>
+          <w:color w:val="0083C3"/>
           <w:sz w:val="32"/>
           <w14:shadow w14:blurRad="50800" w14:dist="38100" w14:dir="10800000" w14:sx="100000" w14:sy="100000" w14:kx="0" w14:ky="0" w14:algn="r">
             <w14:srgbClr w14:val="62B541">
@@ -3544,19 +3440,19 @@
           </w14:shadow>
         </w:rPr>
       </w:pPr>
-      <w:bookmarkStart w:id="0" w:name="_Toc28240"/>
-      <w:bookmarkStart w:id="1" w:name="_Toc1707_WPSOffice_Level1"/>
+      <w:bookmarkStart w:id="0" w:name="_Toc1707_WPSOffice_Level1"/>
+      <w:bookmarkStart w:id="1" w:name="_Toc2409"/>
       <w:bookmarkStart w:id="2" w:name="_Toc22658"/>
-      <w:bookmarkStart w:id="3" w:name="_Toc27302"/>
-      <w:bookmarkStart w:id="4" w:name="_Toc13196_WPSOffice_Level1"/>
-      <w:bookmarkStart w:id="5" w:name="_Toc2409"/>
-      <w:bookmarkStart w:id="6" w:name="_Toc21764_WPSOffice_Level1"/>
-      <w:bookmarkStart w:id="7" w:name="_Toc16594"/>
+      <w:bookmarkStart w:id="3" w:name="_Toc13196_WPSOffice_Level1"/>
+      <w:bookmarkStart w:id="4" w:name="_Toc21764_WPSOffice_Level1"/>
+      <w:bookmarkStart w:id="5" w:name="_Toc16594"/>
+      <w:bookmarkStart w:id="6" w:name="_Toc28240"/>
+      <w:bookmarkStart w:id="7" w:name="_Toc27302"/>
       <w:bookmarkStart w:id="8" w:name="_Toc12505"/>
       <w:r>
         <w:rPr>
           <w:rFonts w:ascii="Times New Roman" w:hAnsi="Times New Roman"/>
-          <w:color w:val="62B541"/>
+          <w:color w:val="0083C3"/>
           <w:sz w:val="32"/>
           <w14:shadow w14:blurRad="50800" w14:dist="38100" w14:dir="10800000" w14:sx="100000" w14:sy="100000" w14:kx="0" w14:ky="0" w14:algn="r">
             <w14:srgbClr w14:val="62B541">
@@ -3597,7 +3493,7 @@
           <w:rFonts w:hint="eastAsia" w:ascii="Times New Roman" w:hAnsi="Times New Roman" w:eastAsia="微软雅黑" w:cs="Times New Roman"/>
           <w:b/>
           <w:bCs/>
-          <w:color w:val="2F6791"/>
+          <w:color w:val="0083C3"/>
           <w:sz w:val="24"/>
           <w:szCs w:val="24"/>
           <w:lang w:eastAsia="zh-CN"/>
@@ -3608,7 +3504,7 @@
           <w:rFonts w:hint="eastAsia" w:ascii="Times New Roman" w:hAnsi="Times New Roman" w:eastAsia="微软雅黑" w:cs="Times New Roman"/>
           <w:b/>
           <w:bCs/>
-          <w:color w:val="2F6791"/>
+          <w:color w:val="0083C3"/>
           <w:sz w:val="24"/>
           <w:szCs w:val="24"/>
           <w:lang w:eastAsia="zh-CN"/>
@@ -3755,7 +3651,7 @@
           <w:rFonts w:hint="default" w:ascii="Times New Roman" w:hAnsi="Times New Roman" w:eastAsia="微软雅黑" w:cs="Times New Roman"/>
           <w:b/>
           <w:bCs/>
-          <w:color w:val="2F6791"/>
+          <w:color w:val="0083C3"/>
           <w:sz w:val="24"/>
           <w:szCs w:val="24"/>
           <w:lang w:val="en-US" w:eastAsia="zh-CN"/>
@@ -3766,7 +3662,7 @@
           <w:rFonts w:hint="eastAsia" w:ascii="Times New Roman" w:hAnsi="Times New Roman" w:eastAsia="微软雅黑" w:cs="Times New Roman"/>
           <w:b/>
           <w:bCs/>
-          <w:color w:val="2F6791"/>
+          <w:color w:val="0083C3"/>
           <w:sz w:val="24"/>
           <w:szCs w:val="24"/>
           <w:lang w:val="en-US" w:eastAsia="zh-CN"/>
@@ -3864,18 +3760,19 @@
           <w:rFonts w:hint="default" w:ascii="Times New Roman" w:hAnsi="Times New Roman" w:eastAsia="微软雅黑" w:cs="Times New Roman"/>
           <w:b/>
           <w:bCs/>
-          <w:color w:val="2F6791"/>
+          <w:color w:val="0083C3"/>
           <w:sz w:val="24"/>
           <w:szCs w:val="24"/>
           <w:lang w:val="en-US" w:eastAsia="zh-CN"/>
         </w:rPr>
       </w:pPr>
+      <w:bookmarkStart w:id="9" w:name="_GoBack"/>
       <w:r>
         <w:rPr>
           <w:rFonts w:hint="eastAsia" w:ascii="Times New Roman" w:hAnsi="Times New Roman" w:eastAsia="微软雅黑" w:cs="Times New Roman"/>
           <w:b/>
           <w:bCs/>
-          <w:color w:val="2F6791"/>
+          <w:color w:val="0083C3"/>
           <w:sz w:val="24"/>
           <w:szCs w:val="24"/>
           <w:lang w:val="en-US" w:eastAsia="zh-CN"/>
@@ -3883,6 +3780,7 @@
         <w:t>ROS1</w:t>
       </w:r>
     </w:p>
+    <w:bookmarkEnd w:id="9"/>
     <w:p>
       <w:pPr>
         <w:ind w:firstLine="180" w:firstLineChars="100"/>
@@ -3930,7 +3828,7 @@
           <w:rFonts w:hint="default" w:ascii="Times New Roman" w:hAnsi="Times New Roman" w:eastAsia="微软雅黑" w:cs="Times New Roman"/>
           <w:b/>
           <w:bCs/>
-          <w:color w:val="2F6791"/>
+          <w:color w:val="0083C3"/>
           <w:sz w:val="24"/>
           <w:szCs w:val="24"/>
           <w:lang w:val="en-US" w:eastAsia="zh-Hans"/>
@@ -3941,7 +3839,7 @@
           <w:rFonts w:hint="eastAsia" w:ascii="Times New Roman" w:hAnsi="Times New Roman" w:eastAsia="微软雅黑" w:cs="Times New Roman"/>
           <w:b/>
           <w:bCs/>
-          <w:color w:val="2F6791"/>
+          <w:color w:val="0083C3"/>
           <w:sz w:val="24"/>
           <w:szCs w:val="24"/>
           <w:lang w:val="en-US" w:eastAsia="zh-Hans"/>
@@ -6884,9 +6782,7 @@
 
 <file path=customXml/item1.xml><?xml version="1.0" encoding="utf-8"?>
 <s:customData xmlns="http://www.wps.cn/officeDocument/2013/wpsCustomData" xmlns:s="http://www.wps.cn/officeDocument/2013/wpsCustomData">
-  <customSectProps>
-    <customSectPr/>
-  </customSectProps>
+  <customSectProps/>
   <customShpExts>
     <customShpInfo spid="_x0000_s1026" textRotate="1"/>
   </customShpExts>
